--- a/examples/classification/doc/08-model-selection-tuning.docx
+++ b/examples/classification/doc/08-model-selection-tuning.docx
@@ -127,6 +127,45 @@
       </w:pPr>
       <w:r>
         <w:rPr>
+          <w:rStyle w:val="FunctionTok"/>
+        </w:rPr>
+        <w:t xml:space="preserve">source</w:t>
+      </w:r>
+      <w:r>
+        <w:rPr>
+          <w:rStyle w:val="NormalTok"/>
+        </w:rPr>
+        <w:t xml:space="preserve">(</w:t>
+      </w:r>
+      <w:r>
+        <w:rPr>
+          <w:rStyle w:val="FunctionTok"/>
+        </w:rPr>
+        <w:t xml:space="preserve">url</w:t>
+      </w:r>
+      <w:r>
+        <w:rPr>
+          <w:rStyle w:val="NormalTok"/>
+        </w:rPr>
+        <w:t xml:space="preserve">(</w:t>
+      </w:r>
+      <w:r>
+        <w:rPr>
+          <w:rStyle w:val="StringTok"/>
+        </w:rPr>
+        <w:t xml:space="preserve">"https://raw.githubusercontent.com/cefet-rj-dal/daltoolbox/main/examples/seed.R"</w:t>
+      </w:r>
+      <w:r>
+        <w:rPr>
+          <w:rStyle w:val="NormalTok"/>
+        </w:rPr>
+        <w:t xml:space="preserve">))</w:t>
+      </w:r>
+      <w:r>
+        <w:br/>
+      </w:r>
+      <w:r>
+        <w:rPr>
           <w:rStyle w:val="CommentTok"/>
         </w:rPr>
         <w:t xml:space="preserve"># Classification tuning </w:t>
@@ -422,25 +461,13 @@
         <w:rPr>
           <w:rStyle w:val="FunctionTok"/>
         </w:rPr>
-        <w:t xml:space="preserve">set.seed</w:t>
-      </w:r>
-      <w:r>
-        <w:rPr>
-          <w:rStyle w:val="NormalTok"/>
-        </w:rPr>
-        <w:t xml:space="preserve">(</w:t>
-      </w:r>
-      <w:r>
-        <w:rPr>
-          <w:rStyle w:val="DecValTok"/>
-        </w:rPr>
-        <w:t xml:space="preserve">1</w:t>
-      </w:r>
-      <w:r>
-        <w:rPr>
-          <w:rStyle w:val="NormalTok"/>
-        </w:rPr>
-        <w:t xml:space="preserve">)</w:t>
+        <w:t xml:space="preserve">set_example_seed</w:t>
+      </w:r>
+      <w:r>
+        <w:rPr>
+          <w:rStyle w:val="NormalTok"/>
+        </w:rPr>
+        <w:t xml:space="preserve">()</w:t>
       </w:r>
       <w:r>
         <w:br/>
@@ -817,7 +844,7 @@
         <w:rPr>
           <w:rStyle w:val="VerbatimChar"/>
         </w:rPr>
-        <w:t xml:space="preserve">## training     39         38        43</w:t>
+        <w:t xml:space="preserve">## training     41         39        40</w:t>
       </w:r>
       <w:r>
         <w:br/>
@@ -826,7 +853,7 @@
         <w:rPr>
           <w:rStyle w:val="VerbatimChar"/>
         </w:rPr>
-        <w:t xml:space="preserve">## test         11         12         7</w:t>
+        <w:t xml:space="preserve">## test          9         11        10</w:t>
       </w:r>
     </w:p>
     <w:p>
@@ -1125,6 +1152,21 @@
       </w:r>
       <w:r>
         <w:rPr>
+          <w:rStyle w:val="FunctionTok"/>
+        </w:rPr>
+        <w:t xml:space="preserve">set_example_seed</w:t>
+      </w:r>
+      <w:r>
+        <w:rPr>
+          <w:rStyle w:val="NormalTok"/>
+        </w:rPr>
+        <w:t xml:space="preserve">()</w:t>
+      </w:r>
+      <w:r>
+        <w:br/>
+      </w:r>
+      <w:r>
+        <w:rPr>
           <w:rStyle w:val="NormalTok"/>
         </w:rPr>
         <w:t xml:space="preserve">model </w:t>
@@ -1229,13 +1271,10 @@
         <w:br/>
       </w:r>
       <w:r>
-        <w:br/>
-      </w:r>
-      <w:r>
-        <w:rPr>
-          <w:rStyle w:val="NormalTok"/>
-        </w:rPr>
-        <w:t xml:space="preserve">iris_train_predictand </w:t>
+        <w:rPr>
+          <w:rStyle w:val="NormalTok"/>
+        </w:rPr>
+        <w:t xml:space="preserve">train_eval </w:t>
       </w:r>
       <w:r>
         <w:rPr>
@@ -1253,13 +1292,13 @@
         <w:rPr>
           <w:rStyle w:val="FunctionTok"/>
         </w:rPr>
-        <w:t xml:space="preserve">adjust_class_label</w:t>
-      </w:r>
-      <w:r>
-        <w:rPr>
-          <w:rStyle w:val="NormalTok"/>
-        </w:rPr>
-        <w:t xml:space="preserve">(iris_train[,</w:t>
+        <w:t xml:space="preserve">evaluate</w:t>
+      </w:r>
+      <w:r>
+        <w:rPr>
+          <w:rStyle w:val="NormalTok"/>
+        </w:rPr>
+        <w:t xml:space="preserve">(model, iris_train[,</w:t>
       </w:r>
       <w:r>
         <w:rPr>
@@ -1271,40 +1310,7 @@
         <w:rPr>
           <w:rStyle w:val="NormalTok"/>
         </w:rPr>
-        <w:t xml:space="preserve">])</w:t>
-      </w:r>
-      <w:r>
-        <w:br/>
-      </w:r>
-      <w:r>
-        <w:rPr>
-          <w:rStyle w:val="NormalTok"/>
-        </w:rPr>
-        <w:t xml:space="preserve">train_eval </w:t>
-      </w:r>
-      <w:r>
-        <w:rPr>
-          <w:rStyle w:val="OtherTok"/>
-        </w:rPr>
-        <w:t xml:space="preserve">&lt;-</w:t>
-      </w:r>
-      <w:r>
-        <w:rPr>
-          <w:rStyle w:val="NormalTok"/>
-        </w:rPr>
-        <w:t xml:space="preserve"> </w:t>
-      </w:r>
-      <w:r>
-        <w:rPr>
-          <w:rStyle w:val="FunctionTok"/>
-        </w:rPr>
-        <w:t xml:space="preserve">evaluate</w:t>
-      </w:r>
-      <w:r>
-        <w:rPr>
-          <w:rStyle w:val="NormalTok"/>
-        </w:rPr>
-        <w:t xml:space="preserve">(model, iris_train_predictand, train_prediction)</w:t>
+        <w:t xml:space="preserve">], train_prediction)</w:t>
       </w:r>
       <w:r>
         <w:br/>
@@ -1351,7 +1357,7 @@
         <w:rPr>
           <w:rStyle w:val="VerbatimChar"/>
         </w:rPr>
-        <w:t xml:space="preserve">## 1 0.9833333 39 81  0  0         1      1           1           1  1</w:t>
+        <w:t xml:space="preserve">## 1 0.9833333 41 79  0  0         1      1           1           1  1</w:t>
       </w:r>
     </w:p>
     <w:p>
@@ -1413,9 +1419,18 @@
       </w:r>
       <w:r>
         <w:rPr>
-          <w:rStyle w:val="NormalTok"/>
-        </w:rPr>
-        <w:t xml:space="preserve">iris_test_predictand </w:t>
+          <w:rStyle w:val="CommentTok"/>
+        </w:rPr>
+        <w:t xml:space="preserve"># Evaluating # setosa as primary class</w:t>
+      </w:r>
+      <w:r>
+        <w:br/>
+      </w:r>
+      <w:r>
+        <w:rPr>
+          <w:rStyle w:val="NormalTok"/>
+        </w:rPr>
+        <w:t xml:space="preserve">test_eval </w:t>
       </w:r>
       <w:r>
         <w:rPr>
@@ -1433,13 +1448,13 @@
         <w:rPr>
           <w:rStyle w:val="FunctionTok"/>
         </w:rPr>
-        <w:t xml:space="preserve">adjust_class_label</w:t>
-      </w:r>
-      <w:r>
-        <w:rPr>
-          <w:rStyle w:val="NormalTok"/>
-        </w:rPr>
-        <w:t xml:space="preserve">(iris_test[,</w:t>
+        <w:t xml:space="preserve">evaluate</w:t>
+      </w:r>
+      <w:r>
+        <w:rPr>
+          <w:rStyle w:val="NormalTok"/>
+        </w:rPr>
+        <w:t xml:space="preserve">(model, iris_test[,</w:t>
       </w:r>
       <w:r>
         <w:rPr>
@@ -1451,52 +1466,7 @@
         <w:rPr>
           <w:rStyle w:val="NormalTok"/>
         </w:rPr>
-        <w:t xml:space="preserve">])</w:t>
-      </w:r>
-      <w:r>
-        <w:br/>
-      </w:r>
-      <w:r>
-        <w:br/>
-      </w:r>
-      <w:r>
-        <w:rPr>
-          <w:rStyle w:val="CommentTok"/>
-        </w:rPr>
-        <w:t xml:space="preserve"># Evaluating # setosa as primary class</w:t>
-      </w:r>
-      <w:r>
-        <w:br/>
-      </w:r>
-      <w:r>
-        <w:rPr>
-          <w:rStyle w:val="NormalTok"/>
-        </w:rPr>
-        <w:t xml:space="preserve">test_eval </w:t>
-      </w:r>
-      <w:r>
-        <w:rPr>
-          <w:rStyle w:val="OtherTok"/>
-        </w:rPr>
-        <w:t xml:space="preserve">&lt;-</w:t>
-      </w:r>
-      <w:r>
-        <w:rPr>
-          <w:rStyle w:val="NormalTok"/>
-        </w:rPr>
-        <w:t xml:space="preserve"> </w:t>
-      </w:r>
-      <w:r>
-        <w:rPr>
-          <w:rStyle w:val="FunctionTok"/>
-        </w:rPr>
-        <w:t xml:space="preserve">evaluate</w:t>
-      </w:r>
-      <w:r>
-        <w:rPr>
-          <w:rStyle w:val="NormalTok"/>
-        </w:rPr>
-        <w:t xml:space="preserve">(model, iris_test_predictand, test_prediction)</w:t>
+        <w:t xml:space="preserve">], test_prediction)</w:t>
       </w:r>
       <w:r>
         <w:br/>
@@ -1543,7 +1513,7 @@
         <w:rPr>
           <w:rStyle w:val="VerbatimChar"/>
         </w:rPr>
-        <w:t xml:space="preserve">## 1 0.9333333 11 19  0  0         1      1           1           1  1</w:t>
+        <w:t xml:space="preserve">## 1 0.9666667  9 21  0  0         1      1           1           1  1</w:t>
       </w:r>
     </w:p>
     <w:p>
@@ -2032,10 +2002,10 @@
   <w:docDefaults>
     <w:rPrDefault>
       <w:rPr>
-        <w:rFonts w:asciiTheme="minorHAnsi" w:cstheme="minorBidi" w:eastAsiaTheme="minorHAnsi" w:hAnsiTheme="minorHAnsi"/>
+        <w:rFonts w:asciiTheme="minorHAnsi" w:cstheme="minorBidi" w:eastAsiaTheme="minorEastAsia" w:hAnsiTheme="minorHAnsi"/>
         <w:sz w:val="24"/>
         <w:szCs w:val="24"/>
-        <w:lang w:bidi="ar-SA" w:eastAsia="en-US" w:val="en-US"/>
+        <w:lang w:bidi="ar-SA" w:eastAsia="zh-CN" w:val="en-US"/>
       </w:rPr>
     </w:rPrDefault>
     <w:pPrDefault>
@@ -2576,13 +2546,6 @@
       </w:tblCellMar>
     </w:tblPr>
     <w:tblStylePr w:type="firstRow">
-      <w:tblPr>
-        <w:jc w:val="left"/>
-        <w:tblInd w:type="dxa" w:w="0"/>
-      </w:tblPr>
-      <w:trPr>
-        <w:jc w:val="left"/>
-      </w:trPr>
       <w:tcPr>
         <w:tcBorders>
           <w:bottom w:val="single"/>
